--- a/Chap/RazorPages/RazorPagesSummary.docx
+++ b/Chap/RazorPages/RazorPagesSummary.docx
@@ -894,7 +894,16 @@
                 <w:sz w:val="20"/>
                 <w:szCs w:val="20"/>
               </w:rPr>
-              <w:t>, i en top-level navigation.-bar</w:t>
+              <w:t>, i en top-level navigation</w:t>
+            </w:r>
+            <w:bookmarkStart w:id="0" w:name="_GoBack"/>
+            <w:bookmarkEnd w:id="0"/>
+            <w:r>
+              <w:rPr>
+                <w:sz w:val="20"/>
+                <w:szCs w:val="20"/>
+              </w:rPr>
+              <w:t>-bar</w:t>
             </w:r>
             <w:r>
               <w:rPr>
@@ -1337,7 +1346,7 @@
                     <pic:cNvPicPr/>
                   </pic:nvPicPr>
                   <pic:blipFill>
-                    <a:blip r:embed="rId5"/>
+                    <a:blip r:embed="rId6"/>
                     <a:stretch>
                       <a:fillRect/>
                     </a:stretch>
@@ -1386,8 +1395,6 @@
       <w:r>
         <w:t xml:space="preserve"> på din egen PC</w:t>
       </w:r>
-      <w:bookmarkStart w:id="0" w:name="_GoBack"/>
-      <w:bookmarkEnd w:id="0"/>
       <w:r>
         <w:t xml:space="preserve">, og den kører så appen for os. Det behøver vi ikke tænke videre over </w:t>
       </w:r>
@@ -3268,4 +3275,16 @@
     </a:ext>
   </a:extLst>
 </a:theme>
+</file>
+
+<file path=customXml/item1.xml><?xml version="1.0" encoding="utf-8"?>
+<b:Sources xmlns:b="http://schemas.openxmlformats.org/officeDocument/2006/bibliography" xmlns="http://schemas.openxmlformats.org/officeDocument/2006/bibliography" SelectedStyle="\APASixthEditionOfficeOnline.xsl" StyleName="APA" Version="6"/>
+</file>
+
+<file path=customXml/itemProps1.xml><?xml version="1.0" encoding="utf-8"?>
+<ds:datastoreItem xmlns:ds="http://schemas.openxmlformats.org/officeDocument/2006/customXml" ds:itemID="{ADF320A3-787D-4641-B10F-539FDF5D91A0}">
+  <ds:schemaRefs>
+    <ds:schemaRef ds:uri="http://schemas.openxmlformats.org/officeDocument/2006/bibliography"/>
+  </ds:schemaRefs>
+</ds:datastoreItem>
 </file>